--- a/Lighting/Install Motion Sensor/template 3.docx
+++ b/Lighting/Install Motion Sensor/template 3.docx
@@ -1,6 +1,6 @@
 
 <file path=word/document.xml><?xml version="1.0" encoding="utf-8"?>
-<w:document xmlns:wpc="http://schemas.microsoft.com/office/word/2010/wordprocessingCanvas" xmlns:cx="http://schemas.microsoft.com/office/drawing/2014/chartex" xmlns:cx1="http://schemas.microsoft.com/office/drawing/2015/9/8/chartex" xmlns:cx2="http://schemas.microsoft.com/office/drawing/2015/10/21/chartex" xmlns:cx3="http://schemas.microsoft.com/office/drawing/2016/5/9/chartex" xmlns:cx4="http://schemas.microsoft.com/office/drawing/2016/5/10/chartex" xmlns:cx5="http://schemas.microsoft.com/office/drawing/2016/5/11/chartex" xmlns:cx6="http://schemas.microsoft.com/office/drawing/2016/5/12/chartex" xmlns:cx7="http://schemas.microsoft.com/office/drawing/2016/5/13/chartex" xmlns:cx8="http://schemas.microsoft.com/office/drawing/2016/5/14/chartex" xmlns:mc="http://schemas.openxmlformats.org/markup-compatibility/2006" xmlns:aink="http://schemas.microsoft.com/office/drawing/2016/ink" xmlns:am3d="http://schemas.microsoft.com/office/drawing/2017/model3d" xmlns:o="urn:schemas-microsoft-com:office:office" xmlns:oel="http://schemas.microsoft.com/office/2019/extlst" xmlns:r="http://schemas.openxmlformats.org/officeDocument/2006/relationships" xmlns:m="http://schemas.openxmlformats.org/officeDocument/2006/math" xmlns:v="urn:schemas-microsoft-com:vml" xmlns:wp14="http://schemas.microsoft.com/office/word/2010/wordprocessingDrawing" xmlns:wp="http://schemas.openxmlformats.org/drawingml/2006/wordprocessingDrawing" xmlns:w10="urn:schemas-microsoft-com:office:word" xmlns:w="http://schemas.openxmlformats.org/wordprocessingml/2006/main" xmlns:w14="http://schemas.microsoft.com/office/word/2010/wordml" xmlns:w15="http://schemas.microsoft.com/office/word/2012/wordml" xmlns:w16cex="http://schemas.microsoft.com/office/word/2018/wordml/cex" xmlns:w16cid="http://schemas.microsoft.com/office/word/2016/wordml/cid" xmlns:w16="http://schemas.microsoft.com/office/word/2018/wordml" xmlns:w16sdtdh="http://schemas.microsoft.com/office/word/2020/wordml/sdtdatahash" xmlns:w16se="http://schemas.microsoft.com/office/word/2015/wordml/symex" xmlns:wpg="http://schemas.microsoft.com/office/word/2010/wordprocessingGroup" xmlns:wpi="http://schemas.microsoft.com/office/word/2010/wordprocessingInk" xmlns:wne="http://schemas.microsoft.com/office/word/2006/wordml" xmlns:wps="http://schemas.microsoft.com/office/word/2010/wordprocessingShape" mc:Ignorable="w14 w15 w16se w16cid w16 w16cex w16sdtdh wp14">
+<w:document xmlns:wpc="http://schemas.microsoft.com/office/word/2010/wordprocessingCanvas" xmlns:cx="http://schemas.microsoft.com/office/drawing/2014/chartex" xmlns:cx1="http://schemas.microsoft.com/office/drawing/2015/9/8/chartex" xmlns:cx2="http://schemas.microsoft.com/office/drawing/2015/10/21/chartex" xmlns:cx3="http://schemas.microsoft.com/office/drawing/2016/5/9/chartex" xmlns:cx4="http://schemas.microsoft.com/office/drawing/2016/5/10/chartex" xmlns:cx5="http://schemas.microsoft.com/office/drawing/2016/5/11/chartex" xmlns:cx6="http://schemas.microsoft.com/office/drawing/2016/5/12/chartex" xmlns:cx7="http://schemas.microsoft.com/office/drawing/2016/5/13/chartex" xmlns:cx8="http://schemas.microsoft.com/office/drawing/2016/5/14/chartex" xmlns:mc="http://schemas.openxmlformats.org/markup-compatibility/2006" xmlns:aink="http://schemas.microsoft.com/office/drawing/2016/ink" xmlns:am3d="http://schemas.microsoft.com/office/drawing/2017/model3d" xmlns:o="urn:schemas-microsoft-com:office:office" xmlns:oel="http://schemas.microsoft.com/office/2019/extlst" xmlns:r="http://schemas.openxmlformats.org/officeDocument/2006/relationships" xmlns:m="http://schemas.openxmlformats.org/officeDocument/2006/math" xmlns:v="urn:schemas-microsoft-com:vml" xmlns:wp14="http://schemas.microsoft.com/office/word/2010/wordprocessingDrawing" xmlns:wp="http://schemas.openxmlformats.org/drawingml/2006/wordprocessingDrawing" xmlns:w10="urn:schemas-microsoft-com:office:word" xmlns:w="http://schemas.openxmlformats.org/wordprocessingml/2006/main" xmlns:w14="http://schemas.microsoft.com/office/word/2010/wordml" xmlns:w15="http://schemas.microsoft.com/office/word/2012/wordml" xmlns:w16cex="http://schemas.microsoft.com/office/word/2018/wordml/cex" xmlns:w16cid="http://schemas.microsoft.com/office/word/2016/wordml/cid" xmlns:w16="http://schemas.microsoft.com/office/word/2018/wordml" xmlns:w16du="http://schemas.microsoft.com/office/word/2023/wordml/word16du" xmlns:w16sdtdh="http://schemas.microsoft.com/office/word/2020/wordml/sdtdatahash" xmlns:w16sdtfl="http://schemas.microsoft.com/office/word/2024/wordml/sdtformatlock" xmlns:w16se="http://schemas.microsoft.com/office/word/2015/wordml/symex" xmlns:wpg="http://schemas.microsoft.com/office/word/2010/wordprocessingGroup" xmlns:wpi="http://schemas.microsoft.com/office/word/2010/wordprocessingInk" xmlns:wne="http://schemas.microsoft.com/office/word/2006/wordml" xmlns:wps="http://schemas.microsoft.com/office/word/2010/wordprocessingShape" mc:Ignorable="w14 w15 w16se w16cid w16 w16cex w16sdtdh w16sdtfl w16du wp14">
   <w:body>
     <w:p>
       <w:pPr>
@@ -39,40 +39,13 @@
           <w:spacing w:val="-3"/>
         </w:rPr>
         <w:tab/>
-        <w:t>= ES</w:t>
-      </w:r>
-      <w:r>
-        <w:rPr>
-          <w:spacing w:val="-3"/>
-          <w:vertAlign w:val="subscript"/>
-        </w:rPr>
-        <w:t>1</w:t>
-      </w:r>
-      <w:r>
-        <w:rPr>
-          <w:spacing w:val="-3"/>
-        </w:rPr>
-        <w:t xml:space="preserve"> + ES</w:t>
-      </w:r>
-      <w:r>
-        <w:rPr>
-          <w:spacing w:val="-3"/>
-          <w:vertAlign w:val="subscript"/>
-        </w:rPr>
-        <w:t>2</w:t>
-      </w:r>
-      <w:r>
-        <w:rPr>
-          <w:spacing w:val="-3"/>
-        </w:rPr>
-        <w:t xml:space="preserve"> + ES</w:t>
-      </w:r>
-      <w:r>
-        <w:rPr>
-          <w:spacing w:val="-3"/>
-          <w:vertAlign w:val="subscript"/>
-        </w:rPr>
-        <w:t>3</w:t>
+        <w:t xml:space="preserve">= </w:t>
+      </w:r>
+      <w:r>
+        <w:t>Σ</w:t>
+      </w:r>
+      <w:r>
+        <w:t xml:space="preserve"> ES</w:t>
       </w:r>
     </w:p>
     <w:p>
@@ -141,6 +114,67 @@
       <w:pPr>
         <w:suppressAutoHyphens/>
         <w:spacing w:line="360" w:lineRule="auto"/>
+      </w:pPr>
+      <w:r>
+        <w:rPr>
+          <w:spacing w:val="-3"/>
+        </w:rPr>
+        <w:tab/>
+        <w:t>DS</w:t>
+      </w:r>
+      <w:r>
+        <w:rPr>
+          <w:spacing w:val="-3"/>
+        </w:rPr>
+        <w:tab/>
+        <w:t xml:space="preserve">= </w:t>
+      </w:r>
+      <w:r>
+        <w:t>Σ</w:t>
+      </w:r>
+      <w:r>
+        <w:t xml:space="preserve"> </w:t>
+      </w:r>
+      <w:r>
+        <w:t>D</w:t>
+      </w:r>
+      <w:r>
+        <w:t>S</w:t>
+      </w:r>
+    </w:p>
+    <w:p>
+      <w:pPr>
+        <w:suppressAutoHyphens/>
+        <w:spacing w:line="360" w:lineRule="auto"/>
+      </w:pPr>
+      <w:r>
+        <w:tab/>
+      </w:r>
+      <w:r>
+        <w:tab/>
+        <w:t>= ${DSSum}</w:t>
+      </w:r>
+    </w:p>
+    <w:p>
+      <w:pPr>
+        <w:suppressAutoHyphens/>
+        <w:spacing w:line="360" w:lineRule="auto"/>
+        <w:rPr>
+          <w:spacing w:val="-3"/>
+        </w:rPr>
+      </w:pPr>
+      <w:r>
+        <w:tab/>
+      </w:r>
+      <w:r>
+        <w:tab/>
+        <w:t>= ${DS} kW/yr</w:t>
+      </w:r>
+    </w:p>
+    <w:p>
+      <w:pPr>
+        <w:suppressAutoHyphens/>
+        <w:spacing w:line="360" w:lineRule="auto"/>
         <w:jc w:val="both"/>
         <w:rPr>
           <w:spacing w:val="-3"/>
@@ -197,6 +231,24 @@
         </w:rPr>
         <w:t xml:space="preserve"> Electricity cost</w:t>
       </w:r>
+      <w:r>
+        <w:rPr>
+          <w:spacing w:val="-3"/>
+        </w:rPr>
+        <w:t xml:space="preserve"> + DS </w:t>
+      </w:r>
+      <w:r>
+        <w:rPr>
+          <w:spacing w:val="-3"/>
+        </w:rPr>
+        <w:sym w:font="Symbol" w:char="F0B4"/>
+      </w:r>
+      <w:r>
+        <w:rPr>
+          <w:spacing w:val="-3"/>
+        </w:rPr>
+        <w:t xml:space="preserve"> Demand cost</w:t>
+      </w:r>
     </w:p>
     <w:p>
       <w:pPr>
@@ -214,6 +266,9 @@
         <w:t xml:space="preserve">= </w:t>
       </w:r>
       <w:r>
+        <w:t>(</w:t>
+      </w:r>
+      <w:r>
         <w:rPr>
           <w:spacing w:val="-3"/>
           <w:lang w:val="fr-FR"/>
@@ -243,7 +298,28 @@
         <w:t>${EC}</w:t>
       </w:r>
       <w:r>
-        <w:t xml:space="preserve">/kWh </w:t>
+        <w:t>/kWh</w:t>
+      </w:r>
+      <w:r>
+        <w:t>)</w:t>
+      </w:r>
+      <w:r>
+        <w:t xml:space="preserve"> </w:t>
+      </w:r>
+      <w:r>
+        <w:t xml:space="preserve">+ (${DS} kW/yr </w:t>
+      </w:r>
+      <w:r>
+        <w:rPr>
+          <w:spacing w:val="-3"/>
+        </w:rPr>
+        <w:sym w:font="Symbol" w:char="F0B4"/>
+      </w:r>
+      <w:r>
+        <w:rPr>
+          <w:spacing w:val="-3"/>
+        </w:rPr>
+        <w:t xml:space="preserve"> ${DC}/kW)</w:t>
       </w:r>
     </w:p>
     <w:p>
@@ -819,6 +895,7 @@
         <w:rPr>
           <w:bCs/>
         </w:rPr>
+        <w:lastRenderedPageBreak/>
         <w:tab/>
       </w:r>
       <w:r>
@@ -869,7 +946,6 @@
         <w:rPr>
           <w:b/>
         </w:rPr>
-        <w:lastRenderedPageBreak/>
         <w:t xml:space="preserve">The annual electricity savings for this </w:t>
       </w:r>
       <w:r>
@@ -926,21 +1002,7 @@
           <w:b/>
           <w:u w:val="single"/>
         </w:rPr>
-        <w:t>${</w:t>
-      </w:r>
-      <w:r>
-        <w:rPr>
-          <w:b/>
-          <w:u w:val="single"/>
-        </w:rPr>
-        <w:t>M</w:t>
-      </w:r>
-      <w:r>
-        <w:rPr>
-          <w:b/>
-          <w:u w:val="single"/>
-        </w:rPr>
-        <w:t>IC}</w:t>
+        <w:t>${IC}</w:t>
       </w:r>
       <w:r>
         <w:rPr>
@@ -954,23 +1016,7 @@
           <w:u w:val="single"/>
           <w:lang w:eastAsia="zh-CN"/>
         </w:rPr>
-        <w:t>${</w:t>
-      </w:r>
-      <w:r>
-        <w:rPr>
-          <w:b/>
-          <w:u w:val="single"/>
-          <w:lang w:eastAsia="zh-CN"/>
-        </w:rPr>
-        <w:t>M</w:t>
-      </w:r>
-      <w:r>
-        <w:rPr>
-          <w:b/>
-          <w:u w:val="single"/>
-          <w:lang w:eastAsia="zh-CN"/>
-        </w:rPr>
-        <w:t>PB}</w:t>
+        <w:t>${PB}</w:t>
       </w:r>
       <w:r>
         <w:rPr>
@@ -1048,7 +1094,7 @@
 </file>
 
 <file path=word/numbering.xml><?xml version="1.0" encoding="utf-8"?>
-<w:numbering xmlns:wpc="http://schemas.microsoft.com/office/word/2010/wordprocessingCanvas" xmlns:cx="http://schemas.microsoft.com/office/drawing/2014/chartex" xmlns:cx1="http://schemas.microsoft.com/office/drawing/2015/9/8/chartex" xmlns:cx2="http://schemas.microsoft.com/office/drawing/2015/10/21/chartex" xmlns:cx3="http://schemas.microsoft.com/office/drawing/2016/5/9/chartex" xmlns:cx4="http://schemas.microsoft.com/office/drawing/2016/5/10/chartex" xmlns:cx5="http://schemas.microsoft.com/office/drawing/2016/5/11/chartex" xmlns:cx6="http://schemas.microsoft.com/office/drawing/2016/5/12/chartex" xmlns:cx7="http://schemas.microsoft.com/office/drawing/2016/5/13/chartex" xmlns:cx8="http://schemas.microsoft.com/office/drawing/2016/5/14/chartex" xmlns:mc="http://schemas.openxmlformats.org/markup-compatibility/2006" xmlns:aink="http://schemas.microsoft.com/office/drawing/2016/ink" xmlns:am3d="http://schemas.microsoft.com/office/drawing/2017/model3d" xmlns:o="urn:schemas-microsoft-com:office:office" xmlns:oel="http://schemas.microsoft.com/office/2019/extlst" xmlns:r="http://schemas.openxmlformats.org/officeDocument/2006/relationships" xmlns:m="http://schemas.openxmlformats.org/officeDocument/2006/math" xmlns:v="urn:schemas-microsoft-com:vml" xmlns:wp14="http://schemas.microsoft.com/office/word/2010/wordprocessingDrawing" xmlns:wp="http://schemas.openxmlformats.org/drawingml/2006/wordprocessingDrawing" xmlns:w10="urn:schemas-microsoft-com:office:word" xmlns:w="http://schemas.openxmlformats.org/wordprocessingml/2006/main" xmlns:w14="http://schemas.microsoft.com/office/word/2010/wordml" xmlns:w15="http://schemas.microsoft.com/office/word/2012/wordml" xmlns:w16cex="http://schemas.microsoft.com/office/word/2018/wordml/cex" xmlns:w16cid="http://schemas.microsoft.com/office/word/2016/wordml/cid" xmlns:w16="http://schemas.microsoft.com/office/word/2018/wordml" xmlns:w16sdtdh="http://schemas.microsoft.com/office/word/2020/wordml/sdtdatahash" xmlns:w16se="http://schemas.microsoft.com/office/word/2015/wordml/symex" xmlns:wpg="http://schemas.microsoft.com/office/word/2010/wordprocessingGroup" xmlns:wpi="http://schemas.microsoft.com/office/word/2010/wordprocessingInk" xmlns:wne="http://schemas.microsoft.com/office/word/2006/wordml" xmlns:wps="http://schemas.microsoft.com/office/word/2010/wordprocessingShape" mc:Ignorable="w14 w15 w16se w16cid w16 w16cex w16sdtdh wp14">
+<w:numbering xmlns:wpc="http://schemas.microsoft.com/office/word/2010/wordprocessingCanvas" xmlns:cx="http://schemas.microsoft.com/office/drawing/2014/chartex" xmlns:cx1="http://schemas.microsoft.com/office/drawing/2015/9/8/chartex" xmlns:cx2="http://schemas.microsoft.com/office/drawing/2015/10/21/chartex" xmlns:cx3="http://schemas.microsoft.com/office/drawing/2016/5/9/chartex" xmlns:cx4="http://schemas.microsoft.com/office/drawing/2016/5/10/chartex" xmlns:cx5="http://schemas.microsoft.com/office/drawing/2016/5/11/chartex" xmlns:cx6="http://schemas.microsoft.com/office/drawing/2016/5/12/chartex" xmlns:cx7="http://schemas.microsoft.com/office/drawing/2016/5/13/chartex" xmlns:cx8="http://schemas.microsoft.com/office/drawing/2016/5/14/chartex" xmlns:mc="http://schemas.openxmlformats.org/markup-compatibility/2006" xmlns:aink="http://schemas.microsoft.com/office/drawing/2016/ink" xmlns:am3d="http://schemas.microsoft.com/office/drawing/2017/model3d" xmlns:o="urn:schemas-microsoft-com:office:office" xmlns:oel="http://schemas.microsoft.com/office/2019/extlst" xmlns:r="http://schemas.openxmlformats.org/officeDocument/2006/relationships" xmlns:m="http://schemas.openxmlformats.org/officeDocument/2006/math" xmlns:v="urn:schemas-microsoft-com:vml" xmlns:wp14="http://schemas.microsoft.com/office/word/2010/wordprocessingDrawing" xmlns:wp="http://schemas.openxmlformats.org/drawingml/2006/wordprocessingDrawing" xmlns:w10="urn:schemas-microsoft-com:office:word" xmlns:w="http://schemas.openxmlformats.org/wordprocessingml/2006/main" xmlns:w14="http://schemas.microsoft.com/office/word/2010/wordml" xmlns:w15="http://schemas.microsoft.com/office/word/2012/wordml" xmlns:w16cex="http://schemas.microsoft.com/office/word/2018/wordml/cex" xmlns:w16cid="http://schemas.microsoft.com/office/word/2016/wordml/cid" xmlns:w16="http://schemas.microsoft.com/office/word/2018/wordml" xmlns:w16du="http://schemas.microsoft.com/office/word/2023/wordml/word16du" xmlns:w16sdtdh="http://schemas.microsoft.com/office/word/2020/wordml/sdtdatahash" xmlns:w16sdtfl="http://schemas.microsoft.com/office/word/2024/wordml/sdtformatlock" xmlns:w16se="http://schemas.microsoft.com/office/word/2015/wordml/symex" xmlns:wpg="http://schemas.microsoft.com/office/word/2010/wordprocessingGroup" xmlns:wpi="http://schemas.microsoft.com/office/word/2010/wordprocessingInk" xmlns:wne="http://schemas.microsoft.com/office/word/2006/wordml" xmlns:wps="http://schemas.microsoft.com/office/word/2010/wordprocessingShape" mc:Ignorable="w14 w15 w16se w16cid w16 w16cex w16sdtdh w16sdtfl w16du wp14">
   <w:abstractNum w:abstractNumId="0" w15:restartNumberingAfterBreak="0">
     <w:nsid w:val="78C43F92"/>
     <w:multiLevelType w:val="hybridMultilevel"/>
@@ -1169,7 +1215,7 @@
 </file>
 
 <file path=word/styles.xml><?xml version="1.0" encoding="utf-8"?>
-<w:styles xmlns:mc="http://schemas.openxmlformats.org/markup-compatibility/2006" xmlns:r="http://schemas.openxmlformats.org/officeDocument/2006/relationships" xmlns:w="http://schemas.openxmlformats.org/wordprocessingml/2006/main" xmlns:w14="http://schemas.microsoft.com/office/word/2010/wordml" xmlns:w15="http://schemas.microsoft.com/office/word/2012/wordml" xmlns:w16cex="http://schemas.microsoft.com/office/word/2018/wordml/cex" xmlns:w16cid="http://schemas.microsoft.com/office/word/2016/wordml/cid" xmlns:w16="http://schemas.microsoft.com/office/word/2018/wordml" xmlns:w16sdtdh="http://schemas.microsoft.com/office/word/2020/wordml/sdtdatahash" xmlns:w16se="http://schemas.microsoft.com/office/word/2015/wordml/symex" mc:Ignorable="w14 w15 w16se w16cid w16 w16cex w16sdtdh">
+<w:styles xmlns:mc="http://schemas.openxmlformats.org/markup-compatibility/2006" xmlns:r="http://schemas.openxmlformats.org/officeDocument/2006/relationships" xmlns:w="http://schemas.openxmlformats.org/wordprocessingml/2006/main" xmlns:w14="http://schemas.microsoft.com/office/word/2010/wordml" xmlns:w15="http://schemas.microsoft.com/office/word/2012/wordml" xmlns:w16cex="http://schemas.microsoft.com/office/word/2018/wordml/cex" xmlns:w16cid="http://schemas.microsoft.com/office/word/2016/wordml/cid" xmlns:w16="http://schemas.microsoft.com/office/word/2018/wordml" xmlns:w16du="http://schemas.microsoft.com/office/word/2023/wordml/word16du" xmlns:w16sdtdh="http://schemas.microsoft.com/office/word/2020/wordml/sdtdatahash" xmlns:w16sdtfl="http://schemas.microsoft.com/office/word/2024/wordml/sdtformatlock" xmlns:w16se="http://schemas.microsoft.com/office/word/2015/wordml/symex" mc:Ignorable="w14 w15 w16se w16cid w16 w16cex w16sdtdh w16sdtfl w16du">
   <w:docDefaults>
     <w:rPrDefault>
       <w:rPr>
